--- a/pr-preview/pr-310/linear-algebra-diagonalization.docx
+++ b/pr-preview/pr-310/linear-algebra-diagonalization.docx
@@ -15,10 +15,10 @@
         <w:pStyle w:val="Date"/>
       </w:pPr>
       <w:r>
-        <w:t xml:space="preserve">Last modified: 2026-10-15 08:32:48 (PDT)</w:t>
+        <w:t xml:space="preserve">Last modified: 2026-10-15 13:37:28 (PDT)</w:t>
       </w:r>
     </w:p>
-    <w:bookmarkStart w:id="78" w:name="sec-diagonalization"/>
+    <w:bookmarkStart w:id="79" w:name="sec-diagonalization"/>
     <w:p>
       <w:pPr>
         <w:pStyle w:val="Heading2"/>
@@ -1042,7 +1042,7 @@
                   <m:nor/>
                   <m:sty m:val="p"/>
                 </m:rPr>
-                <m:t>Definition 11 in Matrices</m:t>
+                <m:t>Definition 13 in Matrices</m:t>
               </m:r>
               <m:r>
                 <m:rPr>
@@ -1435,7 +1435,7 @@
           <w:rPr>
             <w:rStyle w:val="Hyperlink"/>
           </w:rPr>
-          <w:t xml:space="preserve">Definition 12 in Vectors</w:t>
+          <w:t xml:space="preserve">Definition 14 in Vectors</w:t>
         </w:r>
       </w:hyperlink>
       <w:r>
@@ -2461,7 +2461,7 @@
           <w:rPr>
             <w:rStyle w:val="Hyperlink"/>
           </w:rPr>
-          <w:t xml:space="preserve">Definition 8 in Subspaces and Rank</w:t>
+          <w:t xml:space="preserve">Definition 9 in Subspaces and Rank</w:t>
         </w:r>
       </w:hyperlink>
       <w:r>
@@ -3065,7 +3065,7 @@
           <w:b/>
           <w:bCs/>
         </w:rPr>
-        <w:t xml:space="preserve">Definition 1 (Eigenspace and geometric multiplicity)</w:t>
+        <w:t xml:space="preserve">Definition 1 (Eigenspace)</w:t>
       </w:r>
       <w:r>
         <w:t xml:space="preserve"> </w:t>
@@ -3311,24 +3311,96 @@
         </w:r>
       </w:hyperlink>
       <w:r>
-        <w:t xml:space="preserve">),</w:t>
-      </w:r>
-      <w:r>
-        <w:t xml:space="preserve"> </w:t>
-      </w:r>
-      <w:r>
-        <w:t xml:space="preserve">and its dimension (</w:t>
+        <w:t xml:space="preserve">).</w:t>
+      </w:r>
+    </w:p>
+    <w:bookmarkEnd w:id="27"/>
+    <w:bookmarkStart w:id="28" w:name="def-geometric-multiplicity"/>
+    <w:p>
+      <w:pPr>
+        <w:pStyle w:val="BodyText"/>
+      </w:pPr>
+      <w:r>
+        <w:rPr>
+          <w:b/>
+          <w:bCs/>
+        </w:rPr>
+        <w:t xml:space="preserve">Definition 2 (Geometric multiplicity)</w:t>
+      </w:r>
+      <w:r>
+        <w:t xml:space="preserve"> </w:t>
+      </w:r>
+      <w:r>
+        <w:t xml:space="preserve">The dimension (</w:t>
       </w:r>
       <w:hyperlink r:id="rId21">
         <w:r>
           <w:rPr>
             <w:rStyle w:val="Hyperlink"/>
           </w:rPr>
-          <w:t xml:space="preserve">Definition 8 in Subspaces and Rank</w:t>
+          <w:t xml:space="preserve">Definition 9 in Subspaces and Rank</w:t>
         </w:r>
       </w:hyperlink>
       <w:r>
-        <w:t xml:space="preserve">) is the</w:t>
+        <w:t xml:space="preserve">) of the eigenspace</w:t>
+      </w:r>
+      <w:r>
+        <w:t xml:space="preserve"> </w:t>
+      </w:r>
+      <m:oMath>
+        <m:sSub>
+          <m:e>
+            <m:r>
+              <m:rPr>
+                <m:scr m:val="script"/>
+                <m:sty m:val="p"/>
+              </m:rPr>
+              <m:t>E</m:t>
+            </m:r>
+          </m:e>
+          <m:sub>
+            <m:r>
+              <m:t>λ</m:t>
+            </m:r>
+          </m:sub>
+        </m:sSub>
+      </m:oMath>
+      <w:r>
+        <w:t xml:space="preserve"> </w:t>
+      </w:r>
+      <w:r>
+        <w:t xml:space="preserve">(</w:t>
+      </w:r>
+      <w:hyperlink w:anchor="def-eigenspace">
+        <w:r>
+          <w:rPr>
+            <w:rStyle w:val="Hyperlink"/>
+          </w:rPr>
+          <w:t xml:space="preserve">Definition 1</w:t>
+        </w:r>
+      </w:hyperlink>
+      <w:r>
+        <w:t xml:space="preserve">)</w:t>
+      </w:r>
+      <w:r>
+        <w:t xml:space="preserve"> </w:t>
+      </w:r>
+      <w:r>
+        <w:t xml:space="preserve">of an eigenvalue</w:t>
+      </w:r>
+      <w:r>
+        <w:t xml:space="preserve"> </w:t>
+      </w:r>
+      <m:oMath>
+        <m:r>
+          <m:t>λ</m:t>
+        </m:r>
+      </m:oMath>
+      <w:r>
+        <w:t xml:space="preserve"> </w:t>
+      </w:r>
+      <w:r>
+        <w:t xml:space="preserve">is the</w:t>
       </w:r>
       <w:r>
         <w:t xml:space="preserve"> </w:t>
@@ -3358,8 +3430,8 @@
         <w:t xml:space="preserve">.</w:t>
       </w:r>
     </w:p>
-    <w:bookmarkEnd w:id="27"/>
-    <w:bookmarkStart w:id="29" w:name="exm-eigenspace"/>
+    <w:bookmarkEnd w:id="28"/>
+    <w:bookmarkStart w:id="30" w:name="exm-eigenspace"/>
     <w:p>
       <w:pPr>
         <w:pStyle w:val="BodyText"/>
@@ -3468,7 +3540,7 @@
       <w:r>
         <w:t xml:space="preserve"> </w:t>
       </w:r>
-      <w:hyperlink r:id="rId28">
+      <w:hyperlink r:id="rId29">
         <w:r>
           <w:rPr>
             <w:rStyle w:val="Hyperlink"/>
@@ -4499,8 +4571,8 @@
         <w:t xml:space="preserve">.</w:t>
       </w:r>
     </w:p>
-    <w:bookmarkEnd w:id="29"/>
-    <w:bookmarkStart w:id="30" w:name="exm-not-eigenspace"/>
+    <w:bookmarkEnd w:id="30"/>
+    <w:bookmarkStart w:id="31" w:name="exm-not-eigenspace"/>
     <w:p>
       <w:pPr>
         <w:pStyle w:val="FirstParagraph"/>
@@ -5268,8 +5340,8 @@
         <w:t xml:space="preserve">.</w:t>
       </w:r>
     </w:p>
-    <w:bookmarkEnd w:id="30"/>
-    <w:bookmarkStart w:id="31" w:name="thm-eigenvalue-singular"/>
+    <w:bookmarkEnd w:id="31"/>
+    <w:bookmarkStart w:id="32" w:name="thm-eigenvalue-singular"/>
     <w:p>
       <w:pPr>
         <w:pStyle w:val="BodyText"/>
@@ -5635,7 +5707,7 @@
         <w:t xml:space="preserve">.</w:t>
       </w:r>
     </w:p>
-    <w:bookmarkEnd w:id="31"/>
+    <w:bookmarkEnd w:id="32"/>
     <w:p>
       <w:pPr>
         <w:pStyle w:val="BodyText"/>
@@ -6405,7 +6477,7 @@
         <w:t xml:space="preserve">).</w:t>
       </w:r>
     </w:p>
-    <w:bookmarkStart w:id="32" w:name="exm-eigenvalue-singular"/>
+    <w:bookmarkStart w:id="33" w:name="exm-eigenvalue-singular"/>
     <w:p>
       <w:pPr>
         <w:pStyle w:val="BodyText"/>
@@ -6653,7 +6725,7 @@
       <w:r>
         <w:t xml:space="preserve"> </w:t>
       </w:r>
-      <w:hyperlink r:id="rId28">
+      <w:hyperlink r:id="rId29">
         <w:r>
           <w:rPr>
             <w:rStyle w:val="Hyperlink"/>
@@ -7194,8 +7266,8 @@
         <w:t xml:space="preserve">.</w:t>
       </w:r>
     </w:p>
-    <w:bookmarkEnd w:id="32"/>
-    <w:bookmarkStart w:id="34" w:name="thm-eigen-shift-power"/>
+    <w:bookmarkEnd w:id="33"/>
+    <w:bookmarkStart w:id="35" w:name="thm-eigen-shift-power"/>
     <w:p>
       <w:pPr>
         <w:pStyle w:val="BodyText"/>
@@ -7454,7 +7526,7 @@
       <w:r>
         <w:t xml:space="preserve">(</w:t>
       </w:r>
-      <w:hyperlink r:id="rId33">
+      <w:hyperlink r:id="rId34">
         <w:r>
           <w:rPr>
             <w:rStyle w:val="Hyperlink"/>
@@ -7503,7 +7575,7 @@
         <w:t xml:space="preserve">.</w:t>
       </w:r>
     </w:p>
-    <w:bookmarkEnd w:id="34"/>
+    <w:bookmarkEnd w:id="35"/>
     <w:p>
       <w:pPr>
         <w:pStyle w:val="FirstParagraph"/>
@@ -8048,7 +8120,7 @@
         </w:rPr>
         <w:t xml:space="preserve"> </w:t>
       </w:r>
-      <w:hyperlink r:id="rId35">
+      <w:hyperlink r:id="rId36">
         <w:r>
           <w:rPr>
             <w:rStyle w:val="Hyperlink"/>
@@ -8706,7 +8778,7 @@
         <w:t xml:space="preserve">is an eigenvector.</w:t>
       </w:r>
     </w:p>
-    <w:bookmarkStart w:id="36" w:name="exm-eigen-shift-power"/>
+    <w:bookmarkStart w:id="37" w:name="exm-eigen-shift-power"/>
     <w:p>
       <w:pPr>
         <w:pStyle w:val="BodyText"/>
@@ -8850,7 +8922,7 @@
       <w:r>
         <w:t xml:space="preserve">(</w:t>
       </w:r>
-      <w:hyperlink r:id="rId28">
+      <w:hyperlink r:id="rId29">
         <w:r>
           <w:rPr>
             <w:rStyle w:val="Hyperlink"/>
@@ -9486,8 +9558,8 @@
         <w:t xml:space="preserve">.</w:t>
       </w:r>
     </w:p>
-    <w:bookmarkEnd w:id="36"/>
-    <w:bookmarkStart w:id="38" w:name="thm-eigen-triangular"/>
+    <w:bookmarkEnd w:id="37"/>
+    <w:bookmarkStart w:id="39" w:name="thm-eigen-triangular"/>
     <w:p>
       <w:pPr>
         <w:pStyle w:val="FirstParagraph"/>
@@ -9556,7 +9628,7 @@
       <w:r>
         <w:t xml:space="preserve">(</w:t>
       </w:r>
-      <w:hyperlink r:id="rId37">
+      <w:hyperlink r:id="rId38">
         <w:r>
           <w:rPr>
             <w:rStyle w:val="Hyperlink"/>
@@ -9621,7 +9693,7 @@
         <w:t xml:space="preserve">.</w:t>
       </w:r>
     </w:p>
-    <w:bookmarkEnd w:id="38"/>
+    <w:bookmarkEnd w:id="39"/>
     <w:p>
       <w:pPr>
         <w:pStyle w:val="BodyText"/>
@@ -9718,12 +9790,12 @@
       <w:r>
         <w:t xml:space="preserve">(</w:t>
       </w:r>
-      <w:hyperlink r:id="rId39">
+      <w:hyperlink r:id="rId40">
         <w:r>
           <w:rPr>
             <w:rStyle w:val="Hyperlink"/>
           </w:rPr>
-          <w:t xml:space="preserve">Definition 10 in Matrices</w:t>
+          <w:t xml:space="preserve">Definition 12 in Matrices</w:t>
         </w:r>
       </w:hyperlink>
       <w:r>
@@ -9732,7 +9804,7 @@
       <w:r>
         <w:t xml:space="preserve"> </w:t>
       </w:r>
-      <w:hyperlink r:id="rId40">
+      <w:hyperlink r:id="rId41">
         <w:r>
           <w:rPr>
             <w:rStyle w:val="Hyperlink"/>
@@ -9950,7 +10022,7 @@
       <w:r>
         <w:t xml:space="preserve">(</w:t>
       </w:r>
-      <w:hyperlink r:id="rId41">
+      <w:hyperlink r:id="rId42">
         <w:r>
           <w:rPr>
             <w:rStyle w:val="Hyperlink"/>
@@ -11159,7 +11231,7 @@
       <w:r>
         <w:t xml:space="preserve"> </w:t>
       </w:r>
-      <w:hyperlink r:id="rId41">
+      <w:hyperlink r:id="rId42">
         <w:r>
           <w:rPr>
             <w:rStyle w:val="Hyperlink"/>
@@ -11305,7 +11377,7 @@
         <w:t xml:space="preserve">is an eigenvalue.</w:t>
       </w:r>
     </w:p>
-    <w:bookmarkStart w:id="43" w:name="exm-eigen-triangular"/>
+    <w:bookmarkStart w:id="44" w:name="exm-eigen-triangular"/>
     <w:p>
       <w:pPr>
         <w:pStyle w:val="BodyText"/>
@@ -11466,7 +11538,7 @@
       <w:r>
         <w:t xml:space="preserve"> </w:t>
       </w:r>
-      <w:hyperlink r:id="rId42">
+      <w:hyperlink r:id="rId43">
         <w:r>
           <w:rPr>
             <w:rStyle w:val="Hyperlink"/>
@@ -12166,8 +12238,8 @@
         <w:t xml:space="preserve">is its only eigenvalue.</w:t>
       </w:r>
     </w:p>
-    <w:bookmarkEnd w:id="43"/>
-    <w:bookmarkStart w:id="46" w:name="thm-eigen-idempotent-orthogonal"/>
+    <w:bookmarkEnd w:id="44"/>
+    <w:bookmarkStart w:id="47" w:name="thm-eigen-idempotent-orthogonal"/>
     <w:p>
       <w:pPr>
         <w:pStyle w:val="BodyText"/>
@@ -12197,7 +12269,7 @@
       <w:r>
         <w:t xml:space="preserve">Every eigenvalue of an idempotent matrix (</w:t>
       </w:r>
-      <w:hyperlink r:id="rId44">
+      <w:hyperlink r:id="rId45">
         <w:r>
           <w:rPr>
             <w:rStyle w:val="Hyperlink"/>
@@ -12245,7 +12317,7 @@
       <w:r>
         <w:t xml:space="preserve">Every eigenvalue of an orthogonal matrix (</w:t>
       </w:r>
-      <w:hyperlink r:id="rId45">
+      <w:hyperlink r:id="rId46">
         <w:r>
           <w:rPr>
             <w:rStyle w:val="Hyperlink"/>
@@ -12288,7 +12360,7 @@
         <w:t xml:space="preserve">.</w:t>
       </w:r>
     </w:p>
-    <w:bookmarkEnd w:id="46"/>
+    <w:bookmarkEnd w:id="47"/>
     <w:p>
       <w:pPr>
         <w:pStyle w:val="FirstParagraph"/>
@@ -13255,7 +13327,7 @@
       <w:r>
         <w:t xml:space="preserve">(</w:t>
       </w:r>
-      <w:hyperlink r:id="rId47">
+      <w:hyperlink r:id="rId48">
         <w:r>
           <w:rPr>
             <w:rStyle w:val="Hyperlink"/>
@@ -13426,7 +13498,7 @@
         <w:t xml:space="preserve">.</w:t>
       </w:r>
     </w:p>
-    <w:bookmarkStart w:id="51" w:name="exm-eigen-idempotent-orthogonal"/>
+    <w:bookmarkStart w:id="52" w:name="exm-eigen-idempotent-orthogonal"/>
     <w:p>
       <w:pPr>
         <w:pStyle w:val="BodyText"/>
@@ -13523,7 +13595,7 @@
       <w:r>
         <w:t xml:space="preserve"> </w:t>
       </w:r>
-      <w:hyperlink r:id="rId48">
+      <w:hyperlink r:id="rId49">
         <w:r>
           <w:rPr>
             <w:rStyle w:val="Hyperlink"/>
@@ -13854,7 +13926,7 @@
       <w:r>
         <w:t xml:space="preserve">are orthonormal (</w:t>
       </w:r>
-      <w:hyperlink r:id="rId49">
+      <w:hyperlink r:id="rId50">
         <w:r>
           <w:rPr>
             <w:rStyle w:val="Hyperlink"/>
@@ -14088,7 +14160,7 @@
       <w:r>
         <w:t xml:space="preserve"> </w:t>
       </w:r>
-      <w:hyperlink r:id="rId50">
+      <w:hyperlink r:id="rId51">
         <w:r>
           <w:rPr>
             <w:rStyle w:val="Hyperlink"/>
@@ -14803,8 +14875,8 @@
         <w:t xml:space="preserve">again.</w:t>
       </w:r>
     </w:p>
-    <w:bookmarkEnd w:id="51"/>
-    <w:bookmarkStart w:id="52" w:name="def-similar"/>
+    <w:bookmarkEnd w:id="52"/>
+    <w:bookmarkStart w:id="53" w:name="def-similar"/>
     <w:p>
       <w:pPr>
         <w:pStyle w:val="FirstParagraph"/>
@@ -14814,7 +14886,7 @@
           <w:b/>
           <w:bCs/>
         </w:rPr>
-        <w:t xml:space="preserve">Definition 2 (Similar matrices)</w:t>
+        <w:t xml:space="preserve">Definition 3 (Similar matrices)</w:t>
       </w:r>
       <w:r>
         <w:t xml:space="preserve"> </w:t>
@@ -15003,8 +15075,8 @@
         <w:t xml:space="preserve">).</w:t>
       </w:r>
     </w:p>
-    <w:bookmarkEnd w:id="52"/>
-    <w:bookmarkStart w:id="54" w:name="rem-similar-both-ways"/>
+    <w:bookmarkEnd w:id="53"/>
+    <w:bookmarkStart w:id="55" w:name="rem-similar-both-ways"/>
     <w:p>
       <w:pPr>
         <w:pStyle w:val="BodyText"/>
@@ -15274,7 +15346,7 @@
       <w:r>
         <w:t xml:space="preserve">and that factor is unique (</w:t>
       </w:r>
-      <w:hyperlink r:id="rId53">
+      <w:hyperlink r:id="rId54">
         <w:r>
           <w:rPr>
             <w:rStyle w:val="Hyperlink"/>
@@ -16129,8 +16201,8 @@
         <w:t xml:space="preserve">.</w:t>
       </w:r>
     </w:p>
-    <w:bookmarkEnd w:id="54"/>
-    <w:bookmarkStart w:id="57" w:name="exm-similar"/>
+    <w:bookmarkEnd w:id="55"/>
+    <w:bookmarkStart w:id="58" w:name="exm-similar"/>
     <w:p>
       <w:pPr>
         <w:pStyle w:val="BodyText"/>
@@ -16750,7 +16822,7 @@
                   <m:nor/>
                   <m:sty m:val="p"/>
                 </m:rPr>
-                <m:t>Definition 10 in Matrices</m:t>
+                <m:t>Definition 12 in Matrices</m:t>
               </m:r>
               <m:r>
                 <m:rPr>
@@ -16985,7 +17057,7 @@
       <w:r>
         <w:t xml:space="preserve">(</w:t>
       </w:r>
-      <w:hyperlink r:id="rId55">
+      <w:hyperlink r:id="rId56">
         <w:r>
           <w:rPr>
             <w:rStyle w:val="Hyperlink"/>
@@ -17994,7 +18066,7 @@
       <w:r>
         <w:t xml:space="preserve">(</w:t>
       </w:r>
-      <w:hyperlink r:id="rId56">
+      <w:hyperlink r:id="rId57">
         <w:r>
           <w:rPr>
             <w:rStyle w:val="Hyperlink"/>
@@ -18006,8 +18078,8 @@
         <w:t xml:space="preserve">, 2).</w:t>
       </w:r>
     </w:p>
-    <w:bookmarkEnd w:id="57"/>
-    <w:bookmarkStart w:id="58" w:name="thm-similar-eigenvalues"/>
+    <w:bookmarkEnd w:id="58"/>
+    <w:bookmarkStart w:id="59" w:name="thm-similar-eigenvalues"/>
     <w:p>
       <w:pPr>
         <w:pStyle w:val="BodyText"/>
@@ -18086,7 +18158,7 @@
           <w:rPr>
             <w:rStyle w:val="Hyperlink"/>
           </w:rPr>
-          <w:t xml:space="preserve">Definition 2</w:t>
+          <w:t xml:space="preserve">Definition 3</w:t>
         </w:r>
       </w:hyperlink>
       <w:r>
@@ -18261,7 +18333,7 @@
         <w:t xml:space="preserve">have the same eigenvalues.</w:t>
       </w:r>
     </w:p>
-    <w:bookmarkEnd w:id="58"/>
+    <w:bookmarkEnd w:id="59"/>
     <w:p>
       <w:pPr>
         <w:pStyle w:val="BodyText"/>
@@ -19422,7 +19494,7 @@
       <w:r>
         <w:t xml:space="preserve">(</w:t>
       </w:r>
-      <w:hyperlink r:id="rId56">
+      <w:hyperlink r:id="rId57">
         <w:r>
           <w:rPr>
             <w:rStyle w:val="Hyperlink"/>
@@ -19436,7 +19508,7 @@
       <w:r>
         <w:t xml:space="preserve"> </w:t>
       </w:r>
-      <w:hyperlink r:id="rId59">
+      <w:hyperlink r:id="rId60">
         <w:r>
           <w:rPr>
             <w:rStyle w:val="Hyperlink"/>
@@ -19450,12 +19522,12 @@
       <w:r>
         <w:t xml:space="preserve"> </w:t>
       </w:r>
-      <w:hyperlink r:id="rId60">
+      <w:hyperlink r:id="rId61">
         <w:r>
           <w:rPr>
             <w:rStyle w:val="Hyperlink"/>
           </w:rPr>
-          <w:t xml:space="preserve">Definition 11 in Matrices</w:t>
+          <w:t xml:space="preserve">Definition 13 in Matrices</w:t>
         </w:r>
       </w:hyperlink>
       <w:r>
@@ -20066,7 +20138,7 @@
       <w:r>
         <w:t xml:space="preserve">(</w:t>
       </w:r>
-      <w:hyperlink r:id="rId59">
+      <w:hyperlink r:id="rId60">
         <w:r>
           <w:rPr>
             <w:rStyle w:val="Hyperlink"/>
@@ -20080,7 +20152,7 @@
       <w:r>
         <w:t xml:space="preserve"> </w:t>
       </w:r>
-      <w:hyperlink r:id="rId56">
+      <w:hyperlink r:id="rId57">
         <w:r>
           <w:rPr>
             <w:rStyle w:val="Hyperlink"/>
@@ -20092,7 +20164,7 @@
         <w:t xml:space="preserve">).</w:t>
       </w:r>
     </w:p>
-    <w:bookmarkStart w:id="61" w:name="exm-similar-eigenvalues"/>
+    <w:bookmarkStart w:id="62" w:name="exm-similar-eigenvalues"/>
     <w:p>
       <w:pPr>
         <w:pStyle w:val="BodyText"/>
@@ -20667,7 +20739,7 @@
       <w:r>
         <w:t xml:space="preserve"> </w:t>
       </w:r>
-      <w:hyperlink r:id="rId28">
+      <w:hyperlink r:id="rId29">
         <w:r>
           <w:rPr>
             <w:rStyle w:val="Hyperlink"/>
@@ -20679,8 +20751,8 @@
         <w:t xml:space="preserve">.</w:t>
       </w:r>
     </w:p>
-    <w:bookmarkEnd w:id="61"/>
-    <w:bookmarkStart w:id="63" w:name="thm-eigenvectors-independent"/>
+    <w:bookmarkEnd w:id="62"/>
+    <w:bookmarkStart w:id="64" w:name="thm-eigenvectors-independent"/>
     <w:p>
       <w:pPr>
         <w:pStyle w:val="BodyText"/>
@@ -20931,7 +21003,7 @@
       <w:r>
         <w:t xml:space="preserve">are linearly independent (</w:t>
       </w:r>
-      <w:hyperlink r:id="rId62">
+      <w:hyperlink r:id="rId63">
         <w:r>
           <w:rPr>
             <w:rStyle w:val="Hyperlink"/>
@@ -20943,7 +21015,7 @@
         <w:t xml:space="preserve">).</w:t>
       </w:r>
     </w:p>
-    <w:bookmarkEnd w:id="63"/>
+    <w:bookmarkEnd w:id="64"/>
     <w:p>
       <w:pPr>
         <w:pStyle w:val="BodyText"/>
@@ -20964,7 +21036,7 @@
       <w:r>
         <w:t xml:space="preserve"> </w:t>
       </w:r>
-      <w:hyperlink r:id="rId35">
+      <w:hyperlink r:id="rId36">
         <w:r>
           <w:rPr>
             <w:rStyle w:val="Hyperlink"/>
@@ -22326,7 +22398,7 @@
         <w:t xml:space="preserve">too.</w:t>
       </w:r>
     </w:p>
-    <w:bookmarkStart w:id="64" w:name="exm-eigenvectors-independent"/>
+    <w:bookmarkStart w:id="65" w:name="exm-eigenvectors-independent"/>
     <w:p>
       <w:pPr>
         <w:pStyle w:val="BodyText"/>
@@ -22451,7 +22523,7 @@
       <w:r>
         <w:t xml:space="preserve"> </w:t>
       </w:r>
-      <w:hyperlink r:id="rId28">
+      <w:hyperlink r:id="rId29">
         <w:r>
           <w:rPr>
             <w:rStyle w:val="Hyperlink"/>
@@ -22841,8 +22913,8 @@
         <w:t xml:space="preserve">.</w:t>
       </w:r>
     </w:p>
-    <w:bookmarkEnd w:id="64"/>
-    <w:bookmarkStart w:id="66" w:name="def-diagonalizable"/>
+    <w:bookmarkEnd w:id="65"/>
+    <w:bookmarkStart w:id="67" w:name="def-diagonalizable"/>
     <w:p>
       <w:pPr>
         <w:pStyle w:val="BodyText"/>
@@ -22852,7 +22924,7 @@
           <w:b/>
           <w:bCs/>
         </w:rPr>
-        <w:t xml:space="preserve">Definition 3 (Diagonalizable matrix)</w:t>
+        <w:t xml:space="preserve">Definition 4 (Diagonalizable matrix)</w:t>
       </w:r>
       <w:r>
         <w:t xml:space="preserve"> </w:t>
@@ -23052,7 +23124,7 @@
       <w:r>
         <w:t xml:space="preserve">(</w:t>
       </w:r>
-      <w:hyperlink r:id="rId65">
+      <w:hyperlink r:id="rId66">
         <w:r>
           <w:rPr>
             <w:rStyle w:val="Hyperlink"/>
@@ -23147,15 +23219,15 @@
           <w:rPr>
             <w:rStyle w:val="Hyperlink"/>
           </w:rPr>
-          <w:t xml:space="preserve">Definition 2</w:t>
+          <w:t xml:space="preserve">Definition 3</w:t>
         </w:r>
       </w:hyperlink>
       <w:r>
         <w:t xml:space="preserve">).</w:t>
       </w:r>
     </w:p>
-    <w:bookmarkEnd w:id="66"/>
-    <w:bookmarkStart w:id="67" w:name="exm-diagonalizable"/>
+    <w:bookmarkEnd w:id="67"/>
+    <w:bookmarkStart w:id="68" w:name="exm-diagonalizable"/>
     <w:p>
       <w:pPr>
         <w:pStyle w:val="BodyText"/>
@@ -23885,8 +23957,8 @@
         <w:t xml:space="preserve">which it is not.</w:t>
       </w:r>
     </w:p>
-    <w:bookmarkEnd w:id="67"/>
-    <w:bookmarkStart w:id="68" w:name="thm-diagonalizable"/>
+    <w:bookmarkEnd w:id="68"/>
+    <w:bookmarkStart w:id="69" w:name="thm-diagonalizable"/>
     <w:p>
       <w:pPr>
         <w:pStyle w:val="FirstParagraph"/>
@@ -23949,7 +24021,7 @@
           <w:rPr>
             <w:rStyle w:val="Hyperlink"/>
           </w:rPr>
-          <w:t xml:space="preserve">Definition 3</w:t>
+          <w:t xml:space="preserve">Definition 4</w:t>
         </w:r>
       </w:hyperlink>
       <w:r>
@@ -24069,7 +24141,7 @@
         <w:t xml:space="preserve">.</w:t>
       </w:r>
     </w:p>
-    <w:bookmarkEnd w:id="68"/>
+    <w:bookmarkEnd w:id="69"/>
     <w:p>
       <w:pPr>
         <w:pStyle w:val="BodyText"/>
@@ -24603,7 +24675,7 @@
       <w:r>
         <w:t xml:space="preserve">(</w:t>
       </w:r>
-      <w:hyperlink r:id="rId55">
+      <w:hyperlink r:id="rId56">
         <w:r>
           <w:rPr>
             <w:rStyle w:val="Hyperlink"/>
@@ -24617,7 +24689,7 @@
       <w:r>
         <w:t xml:space="preserve"> </w:t>
       </w:r>
-      <w:hyperlink r:id="rId69">
+      <w:hyperlink r:id="rId70">
         <w:r>
           <w:rPr>
             <w:rStyle w:val="Hyperlink"/>
@@ -24639,7 +24711,7 @@
       <w:pPr>
         <w:pStyle w:val="BodyText"/>
       </w:pPr>
-      <w:bookmarkStart w:id="70" w:name="eq-ax-xlambda"/>
+      <w:bookmarkStart w:id="71" w:name="eq-ax-xlambda"/>
       <m:oMathPara>
         <m:oMathParaPr>
           <m:jc m:val="center"/>
@@ -24779,7 +24851,7 @@
           </m:r>
         </m:oMath>
       </m:oMathPara>
-      <w:bookmarkEnd w:id="70"/>
+      <w:bookmarkEnd w:id="71"/>
     </w:p>
     <w:p>
       <w:pPr>
@@ -24833,7 +24905,7 @@
       <w:r>
         <w:t xml:space="preserve">columns are linearly independent (</w:t>
       </w:r>
-      <w:hyperlink r:id="rId71">
+      <w:hyperlink r:id="rId72">
         <w:r>
           <w:rPr>
             <w:rStyle w:val="Hyperlink"/>
@@ -25941,7 +26013,7 @@
         <w:t xml:space="preserve">linearly independent eigenvectors.</w:t>
       </w:r>
     </w:p>
-    <w:bookmarkStart w:id="73" w:name="exm-thm-diagonalizable"/>
+    <w:bookmarkStart w:id="74" w:name="exm-thm-diagonalizable"/>
     <w:p>
       <w:pPr>
         <w:pStyle w:val="BodyText"/>
@@ -26424,12 +26496,12 @@
       <w:r>
         <w:t xml:space="preserve">(</w:t>
       </w:r>
-      <w:hyperlink r:id="rId72">
+      <w:hyperlink r:id="rId73">
         <w:r>
           <w:rPr>
             <w:rStyle w:val="Hyperlink"/>
           </w:rPr>
-          <w:t xml:space="preserve">Definition 17 in Special Matrices and Decompositions</w:t>
+          <w:t xml:space="preserve">Definition 18 in Special Matrices and Decompositions</w:t>
         </w:r>
       </w:hyperlink>
       <w:r>
@@ -26588,8 +26660,8 @@
         <w:t xml:space="preserve">another way to see that it is not diagonalizable.</w:t>
       </w:r>
     </w:p>
-    <w:bookmarkEnd w:id="73"/>
-    <w:bookmarkStart w:id="74" w:name="cor-distinct-diagonalizable"/>
+    <w:bookmarkEnd w:id="74"/>
+    <w:bookmarkStart w:id="75" w:name="cor-distinct-diagonalizable"/>
     <w:p>
       <w:pPr>
         <w:pStyle w:val="BodyText"/>
@@ -26645,7 +26717,7 @@
         <w:t xml:space="preserve">different eigenvalues is diagonalizable.</w:t>
       </w:r>
     </w:p>
-    <w:bookmarkEnd w:id="74"/>
+    <w:bookmarkEnd w:id="75"/>
     <w:p>
       <w:pPr>
         <w:pStyle w:val="BodyText"/>
@@ -26712,7 +26784,7 @@
         <w:t xml:space="preserve">).</w:t>
       </w:r>
     </w:p>
-    <w:bookmarkStart w:id="75" w:name="exm-distinct-diagonalizable"/>
+    <w:bookmarkStart w:id="76" w:name="exm-distinct-diagonalizable"/>
     <w:p>
       <w:pPr>
         <w:pStyle w:val="BodyText"/>
@@ -26993,8 +27065,8 @@
         <w:t xml:space="preserve">.</w:t>
       </w:r>
     </w:p>
-    <w:bookmarkEnd w:id="75"/>
-    <w:bookmarkStart w:id="76" w:name="thm-diagonalizable-powers"/>
+    <w:bookmarkEnd w:id="76"/>
+    <w:bookmarkStart w:id="77" w:name="thm-diagonalizable-powers"/>
     <w:p>
       <w:pPr>
         <w:pStyle w:val="BodyText"/>
@@ -27073,7 +27145,7 @@
           <w:rPr>
             <w:rStyle w:val="Hyperlink"/>
           </w:rPr>
-          <w:t xml:space="preserve">Definition 3</w:t>
+          <w:t xml:space="preserve">Definition 4</w:t>
         </w:r>
       </w:hyperlink>
       <w:r>
@@ -27356,7 +27428,7 @@
         <w:t xml:space="preserve">.</w:t>
       </w:r>
     </w:p>
-    <w:bookmarkEnd w:id="76"/>
+    <w:bookmarkEnd w:id="77"/>
     <w:p>
       <w:pPr>
         <w:pStyle w:val="BodyText"/>
@@ -28211,7 +28283,7 @@
       <w:r>
         <w:t xml:space="preserve"> </w:t>
       </w:r>
-      <w:hyperlink r:id="rId35">
+      <w:hyperlink r:id="rId36">
         <w:r>
           <w:rPr>
             <w:rStyle w:val="Hyperlink"/>
@@ -29178,7 +29250,7 @@
         </m:oMath>
       </m:oMathPara>
     </w:p>
-    <w:bookmarkStart w:id="77" w:name="exm-diagonalizable-powers"/>
+    <w:bookmarkStart w:id="78" w:name="exm-diagonalizable-powers"/>
     <w:p>
       <w:pPr>
         <w:pStyle w:val="FirstParagraph"/>
@@ -30420,9 +30492,9 @@
         <w:t xml:space="preserve">.</w:t>
       </w:r>
     </w:p>
-    <w:bookmarkEnd w:id="77"/>
     <w:bookmarkEnd w:id="78"/>
-    <w:bookmarkStart w:id="121" w:name="sec-cholesky"/>
+    <w:bookmarkEnd w:id="79"/>
+    <w:bookmarkStart w:id="123" w:name="sec-cholesky"/>
     <w:p>
       <w:pPr>
         <w:pStyle w:val="Heading2"/>
@@ -30472,12 +30544,12 @@
                 <wp:inline>
                   <wp:extent cx="152400" cy="152400"/>
                   <wp:effectExtent b="0" l="0" r="0" t="0"/>
-                  <wp:docPr descr="" title="" id="79" name="Picture"/>
+                  <wp:docPr descr="" title="" id="80" name="Picture"/>
                   <a:graphic>
                     <a:graphicData uri="http://schemas.openxmlformats.org/drawingml/2006/picture">
                       <pic:pic>
                         <pic:nvPicPr>
-                          <pic:cNvPr descr="/opt/quarto/share/formats/docx/note.png" id="80" name="Picture"/>
+                          <pic:cNvPr descr="/opt/quarto/share/formats/docx/note.png" id="81" name="Picture"/>
                           <pic:cNvPicPr>
                             <a:picLocks noChangeArrowheads="1" noChangeAspect="1"/>
                           </pic:cNvPicPr>
@@ -30589,7 +30661,7 @@
             <w:r>
               <w:t xml:space="preserve">are covered in these notes already (</w:t>
             </w:r>
-            <w:hyperlink r:id="rId81">
+            <w:hyperlink r:id="rId82">
               <w:r>
                 <w:rPr>
                   <w:rStyle w:val="Hyperlink"/>
@@ -30712,7 +30784,7 @@
         </w:tc>
       </w:tr>
     </w:tbl>
-    <w:bookmarkStart w:id="84" w:name="thm-pd-gram"/>
+    <w:bookmarkStart w:id="85" w:name="thm-pd-gram"/>
     <w:p>
       <w:pPr>
         <w:pStyle w:val="BodyText"/>
@@ -30793,12 +30865,12 @@
       <w:r>
         <w:t xml:space="preserve">is positive semidefinite (</w:t>
       </w:r>
-      <w:hyperlink r:id="rId82">
+      <w:hyperlink r:id="rId83">
         <w:r>
           <w:rPr>
             <w:rStyle w:val="Hyperlink"/>
           </w:rPr>
-          <w:t xml:space="preserve">Definition 19 in Special Matrices and Decompositions</w:t>
+          <w:t xml:space="preserve">Definition 21 in Special Matrices and Decompositions</w:t>
         </w:r>
       </w:hyperlink>
       <w:r>
@@ -30911,12 +30983,12 @@
       <w:r>
         <w:t xml:space="preserve">is positive definite (</w:t>
       </w:r>
-      <w:hyperlink r:id="rId83">
+      <w:hyperlink r:id="rId84">
         <w:r>
           <w:rPr>
             <w:rStyle w:val="Hyperlink"/>
           </w:rPr>
-          <w:t xml:space="preserve">Definition 20 in Special Matrices and Decompositions</w:t>
+          <w:t xml:space="preserve">Definition 22 in Special Matrices and Decompositions</w:t>
         </w:r>
       </w:hyperlink>
       <w:r>
@@ -31007,7 +31079,7 @@
         <w:t xml:space="preserve">linearly independent columns.</w:t>
       </w:r>
     </w:p>
-    <w:bookmarkEnd w:id="84"/>
+    <w:bookmarkEnd w:id="85"/>
     <w:p>
       <w:pPr>
         <w:pStyle w:val="FirstParagraph"/>
@@ -31277,7 +31349,7 @@
       <w:r>
         <w:t xml:space="preserve">(</w:t>
       </w:r>
-      <w:hyperlink r:id="rId85">
+      <w:hyperlink r:id="rId86">
         <w:r>
           <w:rPr>
             <w:rStyle w:val="Hyperlink"/>
@@ -31291,7 +31363,7 @@
       <w:r>
         <w:t xml:space="preserve"> </w:t>
       </w:r>
-      <w:hyperlink r:id="rId86">
+      <w:hyperlink r:id="rId87">
         <w:r>
           <w:rPr>
             <w:rStyle w:val="Hyperlink"/>
@@ -31866,7 +31938,7 @@
       <w:r>
         <w:t xml:space="preserve"> </w:t>
       </w:r>
-      <w:hyperlink r:id="rId69">
+      <w:hyperlink r:id="rId70">
         <w:r>
           <w:rPr>
             <w:rStyle w:val="Hyperlink"/>
@@ -31904,7 +31976,7 @@
       <w:r>
         <w:t xml:space="preserve"> </w:t>
       </w:r>
-      <w:hyperlink r:id="rId62">
+      <w:hyperlink r:id="rId63">
         <w:r>
           <w:rPr>
             <w:rStyle w:val="Hyperlink"/>
@@ -32059,7 +32131,7 @@
       <w:r>
         <w:t xml:space="preserve">(</w:t>
       </w:r>
-      <w:hyperlink r:id="rId47">
+      <w:hyperlink r:id="rId48">
         <w:r>
           <w:rPr>
             <w:rStyle w:val="Hyperlink"/>
@@ -32213,7 +32285,7 @@
       <w:r>
         <w:t xml:space="preserve">(</w:t>
       </w:r>
-      <w:hyperlink r:id="rId81">
+      <w:hyperlink r:id="rId82">
         <w:r>
           <w:rPr>
             <w:rStyle w:val="Hyperlink"/>
@@ -33086,7 +33158,7 @@
       <w:r>
         <w:t xml:space="preserve">is positive definite, it is positive semidefinite (</w:t>
       </w:r>
-      <w:hyperlink r:id="rId87">
+      <w:hyperlink r:id="rId88">
         <w:r>
           <w:rPr>
             <w:rStyle w:val="Hyperlink"/>
@@ -33196,7 +33268,7 @@
       <w:r>
         <w:t xml:space="preserve">(</w:t>
       </w:r>
-      <w:hyperlink r:id="rId81">
+      <w:hyperlink r:id="rId82">
         <w:r>
           <w:rPr>
             <w:rStyle w:val="Hyperlink"/>
@@ -33402,7 +33474,7 @@
       <w:r>
         <w:t xml:space="preserve">(</w:t>
       </w:r>
-      <w:hyperlink r:id="rId49">
+      <w:hyperlink r:id="rId50">
         <w:r>
           <w:rPr>
             <w:rStyle w:val="Hyperlink"/>
@@ -33436,7 +33508,7 @@
       <w:r>
         <w:t xml:space="preserve">is invertible (</w:t>
       </w:r>
-      <w:hyperlink r:id="rId88">
+      <w:hyperlink r:id="rId89">
         <w:r>
           <w:rPr>
             <w:rStyle w:val="Hyperlink"/>
@@ -33481,7 +33553,7 @@
       <w:r>
         <w:t xml:space="preserve"> </w:t>
       </w:r>
-      <w:hyperlink r:id="rId71">
+      <w:hyperlink r:id="rId72">
         <w:r>
           <w:rPr>
             <w:rStyle w:val="Hyperlink"/>
@@ -33493,7 +33565,7 @@
         <w:t xml:space="preserve">).</w:t>
       </w:r>
     </w:p>
-    <w:bookmarkStart w:id="93" w:name="exm-pd-gram"/>
+    <w:bookmarkStart w:id="94" w:name="exm-pd-gram"/>
     <w:p>
       <w:pPr>
         <w:pStyle w:val="BodyText"/>
@@ -33706,7 +33778,7 @@
       <w:r>
         <w:t xml:space="preserve"> </w:t>
       </w:r>
-      <w:hyperlink r:id="rId89">
+      <w:hyperlink r:id="rId90">
         <w:r>
           <w:rPr>
             <w:rStyle w:val="Hyperlink"/>
@@ -33811,7 +33883,7 @@
       <w:r>
         <w:t xml:space="preserve">is in fact not positive definite (</w:t>
       </w:r>
-      <w:hyperlink r:id="rId90">
+      <w:hyperlink r:id="rId91">
         <w:r>
           <w:rPr>
             <w:rStyle w:val="Hyperlink"/>
@@ -33920,7 +33992,7 @@
       <w:r>
         <w:t xml:space="preserve">, whose columns are independent (</w:t>
       </w:r>
-      <w:hyperlink r:id="rId91">
+      <w:hyperlink r:id="rId92">
         <w:r>
           <w:rPr>
             <w:rStyle w:val="Hyperlink"/>
@@ -34026,7 +34098,7 @@
       <w:r>
         <w:t xml:space="preserve">(</w:t>
       </w:r>
-      <w:hyperlink r:id="rId92">
+      <w:hyperlink r:id="rId93">
         <w:r>
           <w:rPr>
             <w:rStyle w:val="Hyperlink"/>
@@ -34129,7 +34201,7 @@
       <w:r>
         <w:t xml:space="preserve"> </w:t>
       </w:r>
-      <w:hyperlink r:id="rId90">
+      <w:hyperlink r:id="rId91">
         <w:r>
           <w:rPr>
             <w:rStyle w:val="Hyperlink"/>
@@ -34199,8 +34271,8 @@
         <w:t xml:space="preserve">.</w:t>
       </w:r>
     </w:p>
-    <w:bookmarkEnd w:id="93"/>
-    <w:bookmarkStart w:id="94" w:name="thm-pd-operations"/>
+    <w:bookmarkEnd w:id="94"/>
+    <w:bookmarkStart w:id="95" w:name="thm-pd-operations"/>
     <w:p>
       <w:pPr>
         <w:pStyle w:val="FirstParagraph"/>
@@ -34270,12 +34342,12 @@
       <w:r>
         <w:t xml:space="preserve">positive definite matrix (</w:t>
       </w:r>
-      <w:hyperlink r:id="rId83">
+      <w:hyperlink r:id="rId84">
         <w:r>
           <w:rPr>
             <w:rStyle w:val="Hyperlink"/>
           </w:rPr>
-          <w:t xml:space="preserve">Definition 20 in Special Matrices and Decompositions</w:t>
+          <w:t xml:space="preserve">Definition 22 in Special Matrices and Decompositions</w:t>
         </w:r>
       </w:hyperlink>
       <w:r>
@@ -34629,7 +34701,7 @@
         <w:t xml:space="preserve">is positive definite.</w:t>
       </w:r>
     </w:p>
-    <w:bookmarkEnd w:id="94"/>
+    <w:bookmarkEnd w:id="95"/>
     <w:p>
       <w:pPr>
         <w:pStyle w:val="FirstParagraph"/>
@@ -34904,7 +34976,7 @@
       <w:r>
         <w:t xml:space="preserve">(</w:t>
       </w:r>
-      <w:hyperlink r:id="rId85">
+      <w:hyperlink r:id="rId86">
         <w:r>
           <w:rPr>
             <w:rStyle w:val="Hyperlink"/>
@@ -34935,7 +35007,7 @@
       <w:r>
         <w:t xml:space="preserve"> </w:t>
       </w:r>
-      <w:hyperlink r:id="rId86">
+      <w:hyperlink r:id="rId87">
         <w:r>
           <w:rPr>
             <w:rStyle w:val="Hyperlink"/>
@@ -35067,7 +35139,7 @@
       <w:r>
         <w:t xml:space="preserve">are independent (</w:t>
       </w:r>
-      <w:hyperlink r:id="rId69">
+      <w:hyperlink r:id="rId70">
         <w:r>
           <w:rPr>
             <w:rStyle w:val="Hyperlink"/>
@@ -35081,7 +35153,7 @@
       <w:r>
         <w:t xml:space="preserve"> </w:t>
       </w:r>
-      <w:hyperlink r:id="rId62">
+      <w:hyperlink r:id="rId63">
         <w:r>
           <w:rPr>
             <w:rStyle w:val="Hyperlink"/>
@@ -35653,7 +35725,7 @@
       <w:r>
         <w:t xml:space="preserve">(</w:t>
       </w:r>
-      <w:hyperlink r:id="rId95">
+      <w:hyperlink r:id="rId96">
         <w:r>
           <w:rPr>
             <w:rStyle w:val="Hyperlink"/>
@@ -35667,7 +35739,7 @@
       <w:r>
         <w:t xml:space="preserve"> </w:t>
       </w:r>
-      <w:hyperlink r:id="rId96">
+      <w:hyperlink r:id="rId97">
         <w:r>
           <w:rPr>
             <w:rStyle w:val="Hyperlink"/>
@@ -35681,7 +35753,7 @@
       <w:r>
         <w:t xml:space="preserve"> </w:t>
       </w:r>
-      <w:hyperlink r:id="rId86">
+      <w:hyperlink r:id="rId87">
         <w:r>
           <w:rPr>
             <w:rStyle w:val="Hyperlink"/>
@@ -36256,7 +36328,7 @@
         </m:oMath>
       </m:oMathPara>
     </w:p>
-    <w:bookmarkStart w:id="97" w:name="exm-pd-operations"/>
+    <w:bookmarkStart w:id="98" w:name="exm-pd-operations"/>
     <w:p>
       <w:pPr>
         <w:pStyle w:val="FirstParagraph"/>
@@ -36482,7 +36554,7 @@
       <w:r>
         <w:t xml:space="preserve">(</w:t>
       </w:r>
-      <w:hyperlink r:id="rId90">
+      <w:hyperlink r:id="rId91">
         <w:r>
           <w:rPr>
             <w:rStyle w:val="Hyperlink"/>
@@ -37149,7 +37221,7 @@
       <w:r>
         <w:t xml:space="preserve">(</w:t>
       </w:r>
-      <w:hyperlink r:id="rId28">
+      <w:hyperlink r:id="rId29">
         <w:r>
           <w:rPr>
             <w:rStyle w:val="Hyperlink"/>
@@ -37423,8 +37495,8 @@
         <w:t xml:space="preserve">.</w:t>
       </w:r>
     </w:p>
-    <w:bookmarkEnd w:id="97"/>
-    <w:bookmarkStart w:id="98" w:name="def-block-matrix"/>
+    <w:bookmarkEnd w:id="98"/>
+    <w:bookmarkStart w:id="99" w:name="def-block-matrix"/>
     <w:p>
       <w:pPr>
         <w:pStyle w:val="FirstParagraph"/>
@@ -37434,7 +37506,7 @@
           <w:b/>
           <w:bCs/>
         </w:rPr>
-        <w:t xml:space="preserve">Definition 4 (Block matrix)</w:t>
+        <w:t xml:space="preserve">Definition 5 (Block matrix)</w:t>
       </w:r>
       <w:r>
         <w:t xml:space="preserve"> </w:t>
@@ -38213,8 +38285,8 @@
         <w:t xml:space="preserve">.</w:t>
       </w:r>
     </w:p>
-    <w:bookmarkEnd w:id="98"/>
-    <w:bookmarkStart w:id="99" w:name="exm-block-matrix"/>
+    <w:bookmarkEnd w:id="99"/>
+    <w:bookmarkStart w:id="100" w:name="exm-block-matrix"/>
     <w:p>
       <w:pPr>
         <w:pStyle w:val="BodyText"/>
@@ -39059,8 +39131,8 @@
         <w:t xml:space="preserve">.</w:t>
       </w:r>
     </w:p>
-    <w:bookmarkEnd w:id="99"/>
-    <w:bookmarkStart w:id="100" w:name="def-leading-block"/>
+    <w:bookmarkEnd w:id="100"/>
+    <w:bookmarkStart w:id="101" w:name="def-leading-block"/>
     <w:p>
       <w:pPr>
         <w:pStyle w:val="BodyText"/>
@@ -39070,7 +39142,7 @@
           <w:b/>
           <w:bCs/>
         </w:rPr>
-        <w:t xml:space="preserve">Definition 5 (Leading block (top-left block) of a square matrix)</w:t>
+        <w:t xml:space="preserve">Definition 6 (Leading block (top-left block) of a square matrix)</w:t>
       </w:r>
       <w:r>
         <w:t xml:space="preserve"> </w:t>
@@ -39364,7 +39436,7 @@
           <w:rPr>
             <w:rStyle w:val="Hyperlink"/>
           </w:rPr>
-          <w:t xml:space="preserve">Definition 4</w:t>
+          <w:t xml:space="preserve">Definition 5</w:t>
         </w:r>
       </w:hyperlink>
       <w:r>
@@ -39440,8 +39512,8 @@
         <w:t xml:space="preserve">itself.</w:t>
       </w:r>
     </w:p>
-    <w:bookmarkEnd w:id="100"/>
-    <w:bookmarkStart w:id="101" w:name="thm-pd-submatrix"/>
+    <w:bookmarkEnd w:id="101"/>
+    <w:bookmarkStart w:id="102" w:name="thm-pd-submatrix"/>
     <w:p>
       <w:pPr>
         <w:pStyle w:val="BodyText"/>
@@ -39499,12 +39571,12 @@
       <w:r>
         <w:t xml:space="preserve">positive definite matrix (</w:t>
       </w:r>
-      <w:hyperlink r:id="rId83">
+      <w:hyperlink r:id="rId84">
         <w:r>
           <w:rPr>
             <w:rStyle w:val="Hyperlink"/>
           </w:rPr>
-          <w:t xml:space="preserve">Definition 20 in Special Matrices and Decompositions</w:t>
+          <w:t xml:space="preserve">Definition 22 in Special Matrices and Decompositions</w:t>
         </w:r>
       </w:hyperlink>
       <w:r>
@@ -39602,7 +39674,7 @@
           <w:rPr>
             <w:rStyle w:val="Hyperlink"/>
           </w:rPr>
-          <w:t xml:space="preserve">Definition 4</w:t>
+          <w:t xml:space="preserve">Definition 5</w:t>
         </w:r>
       </w:hyperlink>
       <w:r>
@@ -39708,7 +39780,7 @@
         <w:t xml:space="preserve">Also, every diagonal entry of a positive definite matrix is positive.</w:t>
       </w:r>
     </w:p>
-    <w:bookmarkEnd w:id="101"/>
+    <w:bookmarkEnd w:id="102"/>
     <w:p>
       <w:pPr>
         <w:pStyle w:val="BodyText"/>
@@ -40293,7 +40365,7 @@
                   <m:nor/>
                   <m:sty m:val="p"/>
                 </m:rPr>
-                <m:t>Definition 11 in Matrices</m:t>
+                <m:t>Definition 13 in Matrices</m:t>
               </m:r>
               <m:r>
                 <m:rPr>
@@ -40307,7 +40379,7 @@
                   <m:nor/>
                   <m:sty m:val="p"/>
                 </m:rPr>
-                <m:t>Definition 7 in Vectors</m:t>
+                <m:t>Definition 8 in Vectors</m:t>
               </m:r>
               <m:r>
                 <m:rPr>
@@ -40749,7 +40821,7 @@
                   <m:nor/>
                   <m:sty m:val="p"/>
                 </m:rPr>
-                <m:t>Definition 11 in Matrices</m:t>
+                <m:t>Definition 13 in Matrices</m:t>
               </m:r>
               <m:r>
                 <m:rPr>
@@ -40763,7 +40835,7 @@
                   <m:nor/>
                   <m:sty m:val="p"/>
                 </m:rPr>
-                <m:t>Definition 7 in Vectors</m:t>
+                <m:t>Definition 8 in Vectors</m:t>
               </m:r>
               <m:r>
                 <m:rPr>
@@ -40921,7 +40993,7 @@
           <w:rPr>
             <w:rStyle w:val="Hyperlink"/>
           </w:rPr>
-          <w:t xml:space="preserve">Definition 12 in Vectors</w:t>
+          <w:t xml:space="preserve">Definition 14 in Vectors</w:t>
         </w:r>
       </w:hyperlink>
       <w:r>
@@ -41181,7 +41253,7 @@
                   <m:nor/>
                   <m:sty m:val="p"/>
                 </m:rPr>
-                <m:t>Definition 11 in Matrices</m:t>
+                <m:t>Definition 13 in Matrices</m:t>
               </m:r>
               <m:r>
                 <m:rPr>
@@ -41195,7 +41267,7 @@
                   <m:nor/>
                   <m:sty m:val="p"/>
                 </m:rPr>
-                <m:t>Definition 7 in Vectors</m:t>
+                <m:t>Definition 8 in Vectors</m:t>
               </m:r>
               <m:r>
                 <m:rPr>
@@ -41324,7 +41396,7 @@
         </m:oMath>
       </m:oMathPara>
     </w:p>
-    <w:bookmarkStart w:id="103" w:name="exm-pd-submatrix"/>
+    <w:bookmarkStart w:id="104" w:name="exm-pd-submatrix"/>
     <w:p>
       <w:pPr>
         <w:pStyle w:val="FirstParagraph"/>
@@ -41685,12 +41757,12 @@
       <w:r>
         <w:t xml:space="preserve">(</w:t>
       </w:r>
-      <w:hyperlink r:id="rId102">
+      <w:hyperlink r:id="rId103">
         <w:r>
           <w:rPr>
             <w:rStyle w:val="Hyperlink"/>
           </w:rPr>
-          <w:t xml:space="preserve">Definition 23 in Special Matrices and Decompositions</w:t>
+          <w:t xml:space="preserve">Definition 26 in Special Matrices and Decompositions</w:t>
         </w:r>
       </w:hyperlink>
       <w:r>
@@ -41788,7 +41860,7 @@
       <w:r>
         <w:t xml:space="preserve"> </w:t>
       </w:r>
-      <w:hyperlink r:id="rId90">
+      <w:hyperlink r:id="rId91">
         <w:r>
           <w:rPr>
             <w:rStyle w:val="Hyperlink"/>
@@ -41809,8 +41881,8 @@
         <w:t xml:space="preserve">but is not positive definite.</w:t>
       </w:r>
     </w:p>
-    <w:bookmarkEnd w:id="103"/>
-    <w:bookmarkStart w:id="106" w:name="thm-block-quadratic"/>
+    <w:bookmarkEnd w:id="104"/>
+    <w:bookmarkStart w:id="107" w:name="thm-block-quadratic"/>
     <w:p>
       <w:pPr>
         <w:pStyle w:val="BodyText"/>
@@ -42070,7 +42142,7 @@
           <w:rPr>
             <w:rStyle w:val="Hyperlink"/>
           </w:rPr>
-          <w:t xml:space="preserve">Definition 4</w:t>
+          <w:t xml:space="preserve">Definition 5</w:t>
         </w:r>
       </w:hyperlink>
       <w:r>
@@ -42565,7 +42637,7 @@
       <w:r>
         <w:t xml:space="preserve">is symmetric (</w:t>
       </w:r>
-      <w:hyperlink r:id="rId104">
+      <w:hyperlink r:id="rId105">
         <w:r>
           <w:rPr>
             <w:rStyle w:val="Hyperlink"/>
@@ -42966,7 +43038,7 @@
       <w:pPr>
         <w:pStyle w:val="BodyText"/>
       </w:pPr>
-      <w:bookmarkStart w:id="105" w:name="eq-block-quadratic"/>
+      <w:bookmarkStart w:id="106" w:name="eq-block-quadratic"/>
       <m:oMathPara>
         <m:oMathParaPr>
           <m:jc m:val="center"/>
@@ -43174,7 +43246,7 @@
           </m:r>
         </m:oMath>
       </m:oMathPara>
-      <w:bookmarkEnd w:id="105"/>
+      <w:bookmarkEnd w:id="106"/>
     </w:p>
     <w:p>
       <w:pPr>
@@ -43528,7 +43600,7 @@
         </m:oMath>
       </m:oMathPara>
     </w:p>
-    <w:bookmarkEnd w:id="106"/>
+    <w:bookmarkEnd w:id="107"/>
     <w:p>
       <w:pPr>
         <w:pStyle w:val="FirstParagraph"/>
@@ -43745,7 +43817,7 @@
                   <m:nor/>
                   <m:sty m:val="p"/>
                 </m:rPr>
-                <m:t>Definition 11 in Matrices</m:t>
+                <m:t>Definition 13 in Matrices</m:t>
               </m:r>
               <m:r>
                 <m:rPr>
@@ -44238,7 +44310,7 @@
                   <m:nor/>
                   <m:sty m:val="p"/>
                 </m:rPr>
-                <m:t>Definition 11 in Matrices</m:t>
+                <m:t>Definition 13 in Matrices</m:t>
               </m:r>
               <m:r>
                 <m:rPr>
@@ -44700,7 +44772,7 @@
                   <m:nor/>
                   <m:sty m:val="p"/>
                 </m:rPr>
-                <m:t>Definition 7 in Vectors</m:t>
+                <m:t>Definition 8 in Vectors</m:t>
               </m:r>
               <m:r>
                 <m:rPr>
@@ -45923,7 +45995,7 @@
       <w:r>
         <w:t xml:space="preserve">(</w:t>
       </w:r>
-      <w:hyperlink r:id="rId59">
+      <w:hyperlink r:id="rId60">
         <w:r>
           <w:rPr>
             <w:rStyle w:val="Hyperlink"/>
@@ -45937,7 +46009,7 @@
       <w:r>
         <w:t xml:space="preserve"> </w:t>
       </w:r>
-      <w:hyperlink r:id="rId56">
+      <w:hyperlink r:id="rId57">
         <w:r>
           <w:rPr>
             <w:rStyle w:val="Hyperlink"/>
@@ -45980,7 +46052,7 @@
       <w:r>
         <w:t xml:space="preserve">is symmetric (</w:t>
       </w:r>
-      <w:hyperlink r:id="rId107">
+      <w:hyperlink r:id="rId108">
         <w:r>
           <w:rPr>
             <w:rStyle w:val="Hyperlink"/>
@@ -48296,7 +48368,7 @@
         <w:t xml:space="preserve">.</w:t>
       </w:r>
     </w:p>
-    <w:bookmarkStart w:id="108" w:name="exm-block-quadratic"/>
+    <w:bookmarkStart w:id="109" w:name="exm-block-quadratic"/>
     <w:p>
       <w:pPr>
         <w:pStyle w:val="BodyText"/>
@@ -49184,8 +49256,8 @@
         </m:oMath>
       </m:oMathPara>
     </w:p>
-    <w:bookmarkEnd w:id="108"/>
-    <w:bookmarkStart w:id="109" w:name="def-schur-complement"/>
+    <w:bookmarkEnd w:id="109"/>
+    <w:bookmarkStart w:id="110" w:name="def-schur-complement"/>
     <w:p>
       <w:pPr>
         <w:pStyle w:val="FirstParagraph"/>
@@ -49195,7 +49267,7 @@
           <w:b/>
           <w:bCs/>
         </w:rPr>
-        <w:t xml:space="preserve">Definition 6 (Schur complement)</w:t>
+        <w:t xml:space="preserve">Definition 7 (Schur complement)</w:t>
       </w:r>
       <w:r>
         <w:t xml:space="preserve"> </w:t>
@@ -49512,8 +49584,8 @@
         <w:t xml:space="preserve">.</w:t>
       </w:r>
     </w:p>
-    <w:bookmarkEnd w:id="109"/>
-    <w:bookmarkStart w:id="110" w:name="exm-schur-complement"/>
+    <w:bookmarkEnd w:id="110"/>
+    <w:bookmarkStart w:id="111" w:name="exm-schur-complement"/>
     <w:p>
       <w:pPr>
         <w:pStyle w:val="BodyText"/>
@@ -50230,8 +50302,8 @@
         <w:t xml:space="preserve">so there is no Schur complement of it.</w:t>
       </w:r>
     </w:p>
-    <w:bookmarkEnd w:id="110"/>
-    <w:bookmarkStart w:id="111" w:name="thm-schur-test"/>
+    <w:bookmarkEnd w:id="111"/>
+    <w:bookmarkStart w:id="112" w:name="thm-schur-test"/>
     <w:p>
       <w:pPr>
         <w:pStyle w:val="FirstParagraph"/>
@@ -50387,12 +50459,12 @@
       <w:r>
         <w:t xml:space="preserve">is positive definite (</w:t>
       </w:r>
-      <w:hyperlink r:id="rId83">
+      <w:hyperlink r:id="rId84">
         <w:r>
           <w:rPr>
             <w:rStyle w:val="Hyperlink"/>
           </w:rPr>
-          <w:t xml:space="preserve">Definition 20 in Special Matrices and Decompositions</w:t>
+          <w:t xml:space="preserve">Definition 22 in Special Matrices and Decompositions</w:t>
         </w:r>
       </w:hyperlink>
       <w:r>
@@ -50449,14 +50521,14 @@
           <w:rPr>
             <w:rStyle w:val="Hyperlink"/>
           </w:rPr>
-          <w:t xml:space="preserve">Definition 6</w:t>
+          <w:t xml:space="preserve">Definition 7</w:t>
         </w:r>
       </w:hyperlink>
       <w:r>
         <w:t xml:space="preserve">) is positive definite.</w:t>
       </w:r>
     </w:p>
-    <w:bookmarkEnd w:id="111"/>
+    <w:bookmarkEnd w:id="112"/>
     <w:p>
       <w:pPr>
         <w:pStyle w:val="BodyText"/>
@@ -50495,7 +50567,7 @@
       <w:r>
         <w:t xml:space="preserve">is positive definite, so invertible (</w:t>
       </w:r>
-      <w:hyperlink r:id="rId112">
+      <w:hyperlink r:id="rId113">
         <w:r>
           <w:rPr>
             <w:rStyle w:val="Hyperlink"/>
@@ -51170,7 +51242,7 @@
       <w:r>
         <w:t xml:space="preserve">and invertible (</w:t>
       </w:r>
-      <w:hyperlink r:id="rId112">
+      <w:hyperlink r:id="rId113">
         <w:r>
           <w:rPr>
             <w:rStyle w:val="Hyperlink"/>
@@ -51431,7 +51503,7 @@
       <w:r>
         <w:t xml:space="preserve">(</w:t>
       </w:r>
-      <w:hyperlink r:id="rId85">
+      <w:hyperlink r:id="rId86">
         <w:r>
           <w:rPr>
             <w:rStyle w:val="Hyperlink"/>
@@ -51445,7 +51517,7 @@
       <w:r>
         <w:t xml:space="preserve"> </w:t>
       </w:r>
-      <w:hyperlink r:id="rId86">
+      <w:hyperlink r:id="rId87">
         <w:r>
           <w:rPr>
             <w:rStyle w:val="Hyperlink"/>
@@ -51524,7 +51596,7 @@
       <w:r>
         <w:t xml:space="preserve"> </w:t>
       </w:r>
-      <w:hyperlink r:id="rId107">
+      <w:hyperlink r:id="rId108">
         <w:r>
           <w:rPr>
             <w:rStyle w:val="Hyperlink"/>
@@ -51653,7 +51725,7 @@
       <w:r>
         <w:t xml:space="preserve"> </w:t>
       </w:r>
-      <w:hyperlink r:id="rId86">
+      <w:hyperlink r:id="rId87">
         <w:r>
           <w:rPr>
             <w:rStyle w:val="Hyperlink"/>
@@ -52000,7 +52072,7 @@
         <w:t xml:space="preserve">).</w:t>
       </w:r>
     </w:p>
-    <w:bookmarkStart w:id="113" w:name="exm-schur-test"/>
+    <w:bookmarkStart w:id="114" w:name="exm-schur-test"/>
     <w:p>
       <w:pPr>
         <w:pStyle w:val="BodyText"/>
@@ -52658,7 +52730,7 @@
       <w:r>
         <w:t xml:space="preserve"> </w:t>
       </w:r>
-      <w:hyperlink r:id="rId90">
+      <w:hyperlink r:id="rId91">
         <w:r>
           <w:rPr>
             <w:rStyle w:val="Hyperlink"/>
@@ -52673,8 +52745,8 @@
         <w:t xml:space="preserve">found directly.</w:t>
       </w:r>
     </w:p>
-    <w:bookmarkEnd w:id="113"/>
-    <w:bookmarkStart w:id="114" w:name="thm-cholesky"/>
+    <w:bookmarkEnd w:id="114"/>
+    <w:bookmarkStart w:id="116" w:name="thm-cholesky"/>
     <w:p>
       <w:pPr>
         <w:pStyle w:val="FirstParagraph"/>
@@ -52732,12 +52804,12 @@
       <w:r>
         <w:t xml:space="preserve">is positive definite (</w:t>
       </w:r>
-      <w:hyperlink r:id="rId83">
+      <w:hyperlink r:id="rId84">
         <w:r>
           <w:rPr>
             <w:rStyle w:val="Hyperlink"/>
           </w:rPr>
-          <w:t xml:space="preserve">Definition 20 in Special Matrices and Decompositions</w:t>
+          <w:t xml:space="preserve">Definition 22 in Special Matrices and Decompositions</w:t>
         </w:r>
       </w:hyperlink>
       <w:r>
@@ -52813,12 +52885,12 @@
       <w:r>
         <w:t xml:space="preserve">(</w:t>
       </w:r>
-      <w:hyperlink r:id="rId37">
+      <w:hyperlink r:id="rId115">
         <w:r>
           <w:rPr>
             <w:rStyle w:val="Hyperlink"/>
           </w:rPr>
-          <w:t xml:space="preserve">Definition 7 in Projections and Linear Systems</w:t>
+          <w:t xml:space="preserve">Definition 8 in Projections and Linear Systems</w:t>
         </w:r>
       </w:hyperlink>
       <w:r>
@@ -52901,7 +52973,7 @@
         <w:t xml:space="preserve">.</w:t>
       </w:r>
     </w:p>
-    <w:bookmarkEnd w:id="114"/>
+    <w:bookmarkEnd w:id="116"/>
     <w:p>
       <w:pPr>
         <w:pStyle w:val="BodyText"/>
@@ -52952,7 +53024,7 @@
       <w:r>
         <w:t xml:space="preserve">is upper triangular with positive diagonal (</w:t>
       </w:r>
-      <w:hyperlink r:id="rId86">
+      <w:hyperlink r:id="rId87">
         <w:r>
           <w:rPr>
             <w:rStyle w:val="Hyperlink"/>
@@ -53061,7 +53133,7 @@
       <w:r>
         <w:t xml:space="preserve">(</w:t>
       </w:r>
-      <w:hyperlink r:id="rId41">
+      <w:hyperlink r:id="rId42">
         <w:r>
           <w:rPr>
             <w:rStyle w:val="Hyperlink"/>
@@ -53113,7 +53185,7 @@
       <w:r>
         <w:t xml:space="preserve">(</w:t>
       </w:r>
-      <w:hyperlink r:id="rId69">
+      <w:hyperlink r:id="rId70">
         <w:r>
           <w:rPr>
             <w:rStyle w:val="Hyperlink"/>
@@ -53127,7 +53199,7 @@
       <w:r>
         <w:t xml:space="preserve"> </w:t>
       </w:r>
-      <w:hyperlink r:id="rId62">
+      <w:hyperlink r:id="rId63">
         <w:r>
           <w:rPr>
             <w:rStyle w:val="Hyperlink"/>
@@ -53230,7 +53302,7 @@
       <w:r>
         <w:t xml:space="preserve">(</w:t>
       </w:r>
-      <w:hyperlink r:id="rId86">
+      <w:hyperlink r:id="rId87">
         <w:r>
           <w:rPr>
             <w:rStyle w:val="Hyperlink"/>
@@ -53277,7 +53349,7 @@
         </w:rPr>
         <w:t xml:space="preserve"> </w:t>
       </w:r>
-      <w:hyperlink r:id="rId35">
+      <w:hyperlink r:id="rId36">
         <w:r>
           <w:rPr>
             <w:rStyle w:val="Hyperlink"/>
@@ -54507,7 +54579,7 @@
       <w:r>
         <w:t xml:space="preserve"> </w:t>
       </w:r>
-      <w:hyperlink r:id="rId86">
+      <w:hyperlink r:id="rId87">
         <w:r>
           <w:rPr>
             <w:rStyle w:val="Hyperlink"/>
@@ -54983,7 +55055,7 @@
       <w:r>
         <w:t xml:space="preserve"> </w:t>
       </w:r>
-      <w:hyperlink r:id="rId86">
+      <w:hyperlink r:id="rId87">
         <w:r>
           <w:rPr>
             <w:rStyle w:val="Hyperlink"/>
@@ -57805,7 +57877,7 @@
           <w:rPr>
             <w:rStyle w:val="Hyperlink"/>
           </w:rPr>
-          <w:t xml:space="preserve">Definition 6</w:t>
+          <w:t xml:space="preserve">Definition 7</w:t>
         </w:r>
       </w:hyperlink>
       <w:r>
@@ -58042,7 +58114,7 @@
       <w:r>
         <w:t xml:space="preserve">(</w:t>
       </w:r>
-      <w:hyperlink r:id="rId55">
+      <w:hyperlink r:id="rId56">
         <w:r>
           <w:rPr>
             <w:rStyle w:val="Hyperlink"/>
@@ -58250,7 +58322,7 @@
         <w:t xml:space="preserve">exists and is unique.</w:t>
       </w:r>
     </w:p>
-    <w:bookmarkStart w:id="115" w:name="exm-cholesky"/>
+    <w:bookmarkStart w:id="117" w:name="exm-cholesky"/>
     <w:p>
       <w:pPr>
         <w:pStyle w:val="BodyText"/>
@@ -59397,9 +59469,9 @@
         <w:t xml:space="preserve">).</w:t>
       </w:r>
     </w:p>
-    <w:bookmarkEnd w:id="115"/>
-    <w:bookmarkStart w:id="120" w:name="refs"/>
-    <w:bookmarkStart w:id="117" w:name="ref-zhou2024eig"/>
+    <w:bookmarkEnd w:id="117"/>
+    <w:bookmarkStart w:id="122" w:name="refs"/>
+    <w:bookmarkStart w:id="119" w:name="ref-zhou2024eig"/>
     <w:p>
       <w:pPr>
         <w:pStyle w:val="Bibliography"/>
@@ -59423,7 +59495,7 @@
       <w:r>
         <w:t xml:space="preserve"> </w:t>
       </w:r>
-      <w:hyperlink r:id="rId116">
+      <w:hyperlink r:id="rId118">
         <w:r>
           <w:rPr>
             <w:rStyle w:val="Hyperlink"/>
@@ -59435,8 +59507,8 @@
         <w:t xml:space="preserve">.</w:t>
       </w:r>
     </w:p>
-    <w:bookmarkEnd w:id="117"/>
-    <w:bookmarkStart w:id="119" w:name="ref-zhou2024pd"/>
+    <w:bookmarkEnd w:id="119"/>
+    <w:bookmarkStart w:id="121" w:name="ref-zhou2024pd"/>
     <w:p>
       <w:pPr>
         <w:pStyle w:val="Bibliography"/>
@@ -59460,7 +59532,7 @@
       <w:r>
         <w:t xml:space="preserve"> </w:t>
       </w:r>
-      <w:hyperlink r:id="rId118">
+      <w:hyperlink r:id="rId120">
         <w:r>
           <w:rPr>
             <w:rStyle w:val="Hyperlink"/>
@@ -59472,9 +59544,9 @@
         <w:t xml:space="preserve">.</w:t>
       </w:r>
     </w:p>
-    <w:bookmarkEnd w:id="119"/>
-    <w:bookmarkEnd w:id="120"/>
     <w:bookmarkEnd w:id="121"/>
+    <w:bookmarkEnd w:id="122"/>
+    <w:bookmarkEnd w:id="123"/>
     <w:sectPr>
       <w:footnotePr>
         <w:numRestart w:val="eachSect"/>
